--- a/ibm6450/files/M1.docx
+++ b/ibm6450/files/M1.docx
@@ -250,6 +250,20 @@
         <w:rPr>
           <w:b/>
         </w:rPr>
+        <w:t>Run the hosted STAMP app end to end before the agent touches anything</w:t>
+      </w:r>
+      <w:r>
+        <w:t xml:space="preserve"> (Course Hub → Resources → Hosted STAMP app; the Pipeline Lead's key): your team's slice as CSV → the Solving Work definition in the tactic fields → Predict with a primary and a secondary model → the judge on the disagreements → one prompt revision → Generate Report. Save the report in the team folder. That report is the shape your local pipeline reproduces with API calls; name in Appendix A the one stage you understood only after running it.</w:t>
+      </w:r>
+    </w:p>
+    <w:p>
+      <w:pPr>
+        <w:pStyle w:val="ListNumber"/>
+      </w:pPr>
+      <w:r>
+        <w:rPr>
+          <w:b/>
+        </w:rPr>
         <w:t>Clone and install through the agent.</w:t>
       </w:r>
       <w:r>
@@ -341,7 +355,7 @@
         <w:t>Export to PDF</w:t>
       </w:r>
       <w:r>
-        <w:t>, attach the script, and upload.</w:t>
+        <w:t>, attach the script and the hosted-app report, and upload.</w:t>
       </w:r>
     </w:p>
     <w:p>
